--- a/logbook/logbook minggu 9.docx
+++ b/logbook/logbook minggu 9.docx
@@ -110,7 +110,6 @@
         <w:rPr>
           <w:sz w:val="28"/>
           <w:szCs w:val="28"/>
-          <w:lang w:val="en-US"/>
         </w:rPr>
         <w:t>Nama</w:t>
       </w:r>
@@ -118,7 +117,6 @@
         <w:rPr>
           <w:sz w:val="28"/>
           <w:szCs w:val="28"/>
-          <w:lang w:val="en-US"/>
         </w:rPr>
         <w:tab/>
       </w:r>
@@ -126,7 +124,6 @@
         <w:rPr>
           <w:sz w:val="28"/>
           <w:szCs w:val="28"/>
-          <w:lang w:val="en-US"/>
         </w:rPr>
         <w:tab/>
       </w:r>
@@ -134,7 +131,6 @@
         <w:rPr>
           <w:sz w:val="28"/>
           <w:szCs w:val="28"/>
-          <w:lang w:val="en-US"/>
         </w:rPr>
         <w:tab/>
       </w:r>
@@ -142,7 +138,30 @@
         <w:rPr>
           <w:sz w:val="28"/>
           <w:szCs w:val="28"/>
+        </w:rPr>
+        <w:tab/>
+        <w:t>: Muhamad Farhan Maura</w:t>
+      </w:r>
+    </w:p>
+    <w:p>
+      <w:pPr>
+        <w:rPr>
+          <w:sz w:val="28"/>
+          <w:szCs w:val="28"/>
           <w:lang w:val="en-US"/>
+        </w:rPr>
+      </w:pPr>
+      <w:r>
+        <w:rPr>
+          <w:sz w:val="28"/>
+          <w:szCs w:val="28"/>
+        </w:rPr>
+        <w:t>NIM</w:t>
+      </w:r>
+      <w:r>
+        <w:rPr>
+          <w:sz w:val="28"/>
+          <w:szCs w:val="28"/>
         </w:rPr>
         <w:tab/>
       </w:r>
@@ -150,40 +169,6 @@
         <w:rPr>
           <w:sz w:val="28"/>
           <w:szCs w:val="28"/>
-          <w:lang w:val="en-US"/>
-        </w:rPr>
-        <w:t xml:space="preserve">: </w:t>
-      </w:r>
-      <w:r>
-        <w:rPr>
-          <w:sz w:val="28"/>
-          <w:szCs w:val="28"/>
-          <w:lang w:val="en-US"/>
-        </w:rPr>
-        <w:t>Muhammad Fahrul Rozi</w:t>
-      </w:r>
-    </w:p>
-    <w:p>
-      <w:pPr>
-        <w:rPr>
-          <w:sz w:val="28"/>
-          <w:szCs w:val="28"/>
-          <w:lang w:val="en-US"/>
-        </w:rPr>
-      </w:pPr>
-      <w:r>
-        <w:rPr>
-          <w:sz w:val="28"/>
-          <w:szCs w:val="28"/>
-          <w:lang w:val="en-US"/>
-        </w:rPr>
-        <w:t>NIM</w:t>
-      </w:r>
-      <w:r>
-        <w:rPr>
-          <w:sz w:val="28"/>
-          <w:szCs w:val="28"/>
-          <w:lang w:val="en-US"/>
         </w:rPr>
         <w:tab/>
       </w:r>
@@ -191,7 +176,6 @@
         <w:rPr>
           <w:sz w:val="28"/>
           <w:szCs w:val="28"/>
-          <w:lang w:val="en-US"/>
         </w:rPr>
         <w:tab/>
       </w:r>
@@ -199,33 +183,9 @@
         <w:rPr>
           <w:sz w:val="28"/>
           <w:szCs w:val="28"/>
-          <w:lang w:val="en-US"/>
         </w:rPr>
         <w:tab/>
-      </w:r>
-      <w:r>
-        <w:rPr>
-          <w:sz w:val="28"/>
-          <w:szCs w:val="28"/>
-          <w:lang w:val="en-US"/>
-        </w:rPr>
-        <w:tab/>
-      </w:r>
-      <w:r>
-        <w:rPr>
-          <w:sz w:val="28"/>
-          <w:szCs w:val="28"/>
-          <w:lang w:val="en-US"/>
-        </w:rPr>
-        <w:t>: 221420</w:t>
-      </w:r>
-      <w:r>
-        <w:rPr>
-          <w:sz w:val="28"/>
-          <w:szCs w:val="28"/>
-          <w:lang w:val="en-US"/>
-        </w:rPr>
-        <w:t>115</w:t>
+        <w:t>: 221420075</w:t>
       </w:r>
     </w:p>
     <w:p>
@@ -281,7 +241,6 @@
         <w:rPr>
           <w:sz w:val="28"/>
           <w:szCs w:val="28"/>
-          <w:lang w:val="en-US"/>
         </w:rPr>
         <w:t>Nomor HP</w:t>
       </w:r>
@@ -289,7 +248,6 @@
         <w:rPr>
           <w:sz w:val="28"/>
           <w:szCs w:val="28"/>
-          <w:lang w:val="en-US"/>
         </w:rPr>
         <w:tab/>
       </w:r>
@@ -297,7 +255,6 @@
         <w:rPr>
           <w:sz w:val="28"/>
           <w:szCs w:val="28"/>
-          <w:lang w:val="en-US"/>
         </w:rPr>
         <w:tab/>
       </w:r>
@@ -305,40 +262,23 @@
         <w:rPr>
           <w:sz w:val="28"/>
           <w:szCs w:val="28"/>
-          <w:lang w:val="en-US"/>
         </w:rPr>
         <w:tab/>
+        <w:t>: 083826383761</w:t>
       </w:r>
-      <w:r>
+    </w:p>
+    <w:p>
+      <w:pPr>
         <w:rPr>
           <w:sz w:val="28"/>
           <w:szCs w:val="28"/>
           <w:lang w:val="en-US"/>
         </w:rPr>
-        <w:t xml:space="preserve">: </w:t>
-      </w:r>
+      </w:pPr>
       <w:r>
         <w:rPr>
           <w:sz w:val="28"/>
           <w:szCs w:val="28"/>
-          <w:lang w:val="en-US"/>
-        </w:rPr>
-        <w:t>081377844445</w:t>
-      </w:r>
-    </w:p>
-    <w:p>
-      <w:pPr>
-        <w:rPr>
-          <w:sz w:val="28"/>
-          <w:szCs w:val="28"/>
-          <w:lang w:val="en-US"/>
-        </w:rPr>
-      </w:pPr>
-      <w:r>
-        <w:rPr>
-          <w:sz w:val="28"/>
-          <w:szCs w:val="28"/>
-          <w:lang w:val="en-US"/>
         </w:rPr>
         <w:t>Dosen Pembimbing</w:t>
       </w:r>
@@ -346,55 +286,23 @@
         <w:rPr>
           <w:sz w:val="28"/>
           <w:szCs w:val="28"/>
-          <w:lang w:val="en-US"/>
         </w:rPr>
         <w:tab/>
+        <w:t>: Rasmila, M.Kom.</w:t>
       </w:r>
-      <w:r>
+    </w:p>
+    <w:p>
+      <w:pPr>
         <w:rPr>
           <w:sz w:val="28"/>
           <w:szCs w:val="28"/>
           <w:lang w:val="en-US"/>
         </w:rPr>
-        <w:t>:</w:t>
-      </w:r>
+      </w:pPr>
       <w:r>
         <w:rPr>
           <w:sz w:val="28"/>
           <w:szCs w:val="28"/>
-          <w:lang w:val="en-US"/>
-        </w:rPr>
-        <w:t xml:space="preserve"> </w:t>
-      </w:r>
-      <w:r>
-        <w:rPr>
-          <w:sz w:val="28"/>
-          <w:szCs w:val="28"/>
-          <w:lang w:val="en-US"/>
-        </w:rPr>
-        <w:t>Nurul Adha Oktarini Saputri, M.Kom</w:t>
-      </w:r>
-      <w:r>
-        <w:rPr>
-          <w:sz w:val="28"/>
-          <w:szCs w:val="28"/>
-        </w:rPr>
-        <w:t>.</w:t>
-      </w:r>
-    </w:p>
-    <w:p>
-      <w:pPr>
-        <w:rPr>
-          <w:sz w:val="28"/>
-          <w:szCs w:val="28"/>
-          <w:lang w:val="en-US"/>
-        </w:rPr>
-      </w:pPr>
-      <w:r>
-        <w:rPr>
-          <w:sz w:val="28"/>
-          <w:szCs w:val="28"/>
-          <w:lang w:val="en-US"/>
         </w:rPr>
         <w:t>Lokasi Pelaksanaan</w:t>
       </w:r>
@@ -402,40 +310,23 @@
         <w:rPr>
           <w:sz w:val="28"/>
           <w:szCs w:val="28"/>
-          <w:lang w:val="en-US"/>
         </w:rPr>
         <w:tab/>
+        <w:t>: Warung Sate Madura Bukit Baru</w:t>
       </w:r>
-      <w:r>
+    </w:p>
+    <w:p>
+      <w:pPr>
         <w:rPr>
           <w:sz w:val="28"/>
           <w:szCs w:val="28"/>
           <w:lang w:val="en-US"/>
         </w:rPr>
-        <w:t xml:space="preserve">: </w:t>
-      </w:r>
+      </w:pPr>
       <w:r>
         <w:rPr>
           <w:sz w:val="28"/>
           <w:szCs w:val="28"/>
-          <w:lang w:val="en-US"/>
-        </w:rPr>
-        <w:t>Dinas Pariwisata Palembang</w:t>
-      </w:r>
-    </w:p>
-    <w:p>
-      <w:pPr>
-        <w:rPr>
-          <w:sz w:val="28"/>
-          <w:szCs w:val="28"/>
-          <w:lang w:val="en-US"/>
-        </w:rPr>
-      </w:pPr>
-      <w:r>
-        <w:rPr>
-          <w:sz w:val="28"/>
-          <w:szCs w:val="28"/>
-          <w:lang w:val="en-US"/>
         </w:rPr>
         <w:t>Waktu Pelaksanaan</w:t>
       </w:r>
@@ -443,49 +334,9 @@
         <w:rPr>
           <w:sz w:val="28"/>
           <w:szCs w:val="28"/>
-          <w:lang w:val="en-US"/>
         </w:rPr>
         <w:tab/>
-      </w:r>
-      <w:r>
-        <w:rPr>
-          <w:sz w:val="28"/>
-          <w:szCs w:val="28"/>
-          <w:lang w:val="en-US"/>
-        </w:rPr>
-        <w:t xml:space="preserve">: </w:t>
-      </w:r>
-      <w:r>
-        <w:rPr>
-          <w:sz w:val="28"/>
-          <w:szCs w:val="28"/>
-          <w:lang w:val="en-US"/>
-        </w:rPr>
-        <w:t xml:space="preserve">06 Oktober 2025 </w:t>
-      </w:r>
-      <w:r>
-        <w:rPr>
-          <w:sz w:val="28"/>
-          <w:szCs w:val="28"/>
-          <w:lang w:val="en-US"/>
-        </w:rPr>
-        <w:t>–</w:t>
-      </w:r>
-      <w:r>
-        <w:rPr>
-          <w:sz w:val="28"/>
-          <w:szCs w:val="28"/>
-          <w:lang w:val="en-US"/>
-        </w:rPr>
-        <w:t xml:space="preserve"> </w:t>
-      </w:r>
-      <w:r>
-        <w:rPr>
-          <w:sz w:val="28"/>
-          <w:szCs w:val="28"/>
-          <w:lang w:val="en-US"/>
-        </w:rPr>
-        <w:t>20 Januari 2025</w:t>
+        <w:t>: 06 Oktober 2025 – 19 Januari 2026</w:t>
       </w:r>
     </w:p>
     <w:p>
@@ -767,6 +618,13 @@
             <w:tcW w:w="2410" w:type="dxa"/>
           </w:tcPr>
           <w:p>
+            <w:pPr>
+              <w:pStyle w:val="ListParagraph"/>
+              <w:numPr>
+                <w:ilvl w:val="0"/>
+                <w:numId w:val="32"/>
+              </w:numPr>
+            </w:pPr>
             <w:r>
               <w:t>Membuat halaman customer untuk menampilkan menu berdasarkan UUID meja.</w:t>
             </w:r>
@@ -777,6 +635,13 @@
             <w:tcW w:w="2546" w:type="dxa"/>
           </w:tcPr>
           <w:p>
+            <w:pPr>
+              <w:pStyle w:val="ListParagraph"/>
+              <w:numPr>
+                <w:ilvl w:val="0"/>
+                <w:numId w:val="34"/>
+              </w:numPr>
+            </w:pPr>
             <w:r>
               <w:t>Customer dapat melihat menu setelah scan QR code meja.</w:t>
             </w:r>
@@ -813,18 +678,11 @@
                 <w:noProof/>
                 <w:szCs w:val="24"/>
               </w:rPr>
-              <w:br/>
-            </w:r>
-            <w:r>
-              <w:rPr>
-                <w:noProof/>
-                <w14:ligatures w14:val="standardContextual"/>
-              </w:rPr>
               <w:drawing>
-                <wp:inline distT="0" distB="0" distL="0" distR="0" wp14:anchorId="130A6C1A" wp14:editId="762DC66C">
-                  <wp:extent cx="967740" cy="544318"/>
-                  <wp:effectExtent l="0" t="0" r="3810" b="8255"/>
-                  <wp:docPr id="140682103" name="Picture 1"/>
+                <wp:inline distT="0" distB="0" distL="0" distR="0" wp14:anchorId="3B7C9607" wp14:editId="5BC0DE58">
+                  <wp:extent cx="731520" cy="731520"/>
+                  <wp:effectExtent l="0" t="0" r="0" b="0"/>
+                  <wp:docPr id="459027250" name="Picture 1"/>
                   <wp:cNvGraphicFramePr>
                     <a:graphicFrameLocks xmlns:a="http://schemas.openxmlformats.org/drawingml/2006/main" noChangeAspect="1"/>
                   </wp:cNvGraphicFramePr>
@@ -832,7 +690,7 @@
                     <a:graphicData uri="http://schemas.openxmlformats.org/drawingml/2006/picture">
                       <pic:pic xmlns:pic="http://schemas.openxmlformats.org/drawingml/2006/picture">
                         <pic:nvPicPr>
-                          <pic:cNvPr id="140682103" name=""/>
+                          <pic:cNvPr id="459027250" name=""/>
                           <pic:cNvPicPr/>
                         </pic:nvPicPr>
                         <pic:blipFill>
@@ -844,7 +702,7 @@
                         <pic:spPr>
                           <a:xfrm>
                             <a:off x="0" y="0"/>
-                            <a:ext cx="972506" cy="546999"/>
+                            <a:ext cx="731520" cy="731520"/>
                           </a:xfrm>
                           <a:prstGeom prst="rect">
                             <a:avLst/>
@@ -855,6 +713,14 @@
                   </a:graphic>
                 </wp:inline>
               </w:drawing>
+            </w:r>
+            <w:r>
+              <w:rPr>
+                <w:rFonts w:ascii="Times New Roman" w:hAnsi="Times New Roman" w:cs="Times New Roman"/>
+                <w:noProof/>
+                <w:szCs w:val="24"/>
+              </w:rPr>
+              <w:br/>
             </w:r>
           </w:p>
           <w:p>
@@ -877,47 +743,6 @@
                 <w:szCs w:val="24"/>
               </w:rPr>
             </w:pPr>
-            <w:r>
-              <w:rPr>
-                <w:noProof/>
-                <w14:ligatures w14:val="standardContextual"/>
-              </w:rPr>
-              <w:drawing>
-                <wp:inline distT="0" distB="0" distL="0" distR="0" wp14:anchorId="35271AC2" wp14:editId="5777C9BC">
-                  <wp:extent cx="975360" cy="548604"/>
-                  <wp:effectExtent l="0" t="0" r="0" b="4445"/>
-                  <wp:docPr id="535213331" name="Picture 1"/>
-                  <wp:cNvGraphicFramePr>
-                    <a:graphicFrameLocks xmlns:a="http://schemas.openxmlformats.org/drawingml/2006/main" noChangeAspect="1"/>
-                  </wp:cNvGraphicFramePr>
-                  <a:graphic xmlns:a="http://schemas.openxmlformats.org/drawingml/2006/main">
-                    <a:graphicData uri="http://schemas.openxmlformats.org/drawingml/2006/picture">
-                      <pic:pic xmlns:pic="http://schemas.openxmlformats.org/drawingml/2006/picture">
-                        <pic:nvPicPr>
-                          <pic:cNvPr id="535213331" name=""/>
-                          <pic:cNvPicPr/>
-                        </pic:nvPicPr>
-                        <pic:blipFill>
-                          <a:blip r:embed="rId6"/>
-                          <a:stretch>
-                            <a:fillRect/>
-                          </a:stretch>
-                        </pic:blipFill>
-                        <pic:spPr>
-                          <a:xfrm>
-                            <a:off x="0" y="0"/>
-                            <a:ext cx="983307" cy="553074"/>
-                          </a:xfrm>
-                          <a:prstGeom prst="rect">
-                            <a:avLst/>
-                          </a:prstGeom>
-                        </pic:spPr>
-                      </pic:pic>
-                    </a:graphicData>
-                  </a:graphic>
-                </wp:inline>
-              </w:drawing>
-            </w:r>
           </w:p>
         </w:tc>
       </w:tr>
@@ -1001,6 +826,13 @@
             <w:tcW w:w="2410" w:type="dxa"/>
           </w:tcPr>
           <w:p>
+            <w:pPr>
+              <w:pStyle w:val="ListParagraph"/>
+              <w:numPr>
+                <w:ilvl w:val="0"/>
+                <w:numId w:val="33"/>
+              </w:numPr>
+            </w:pPr>
             <w:r>
               <w:t>Implementasi shopping cart functionality untuk menambah item pesanan.</w:t>
             </w:r>
@@ -1011,6 +843,13 @@
             <w:tcW w:w="2546" w:type="dxa"/>
           </w:tcPr>
           <w:p>
+            <w:pPr>
+              <w:pStyle w:val="ListParagraph"/>
+              <w:numPr>
+                <w:ilvl w:val="0"/>
+                <w:numId w:val="35"/>
+              </w:numPr>
+            </w:pPr>
             <w:r>
               <w:t>Customer dapat menambahkan menu ke keranjang belanja.</w:t>
             </w:r>
@@ -1040,26 +879,16 @@
                 <w:szCs w:val="24"/>
               </w:rPr>
             </w:pPr>
-          </w:p>
-          <w:p>
-            <w:pPr>
-              <w:pStyle w:val="TableParagraph"/>
-              <w:jc w:val="center"/>
-              <w:rPr>
-                <w:rFonts w:ascii="Times New Roman" w:hAnsi="Times New Roman" w:cs="Times New Roman"/>
-                <w:szCs w:val="24"/>
-              </w:rPr>
-            </w:pPr>
             <w:r>
               <w:rPr>
-                <w:rFonts w:ascii="Times New Roman" w:hAnsi="Times New Roman" w:cs="Times New Roman"/>
-                <w:szCs w:val="24"/>
+                <w:noProof/>
+                <w14:ligatures w14:val="standardContextual"/>
               </w:rPr>
               <w:drawing>
-                <wp:inline distT="0" distB="0" distL="0" distR="0" wp14:anchorId="5B722529" wp14:editId="75055D62">
-                  <wp:extent cx="876300" cy="1231697"/>
-                  <wp:effectExtent l="0" t="0" r="0" b="6985"/>
-                  <wp:docPr id="2032214849" name="Picture 1"/>
+                <wp:inline distT="0" distB="0" distL="0" distR="0" wp14:anchorId="2C01E0D1" wp14:editId="1ED1B92D">
+                  <wp:extent cx="906780" cy="510030"/>
+                  <wp:effectExtent l="0" t="0" r="7620" b="4445"/>
+                  <wp:docPr id="1106627978" name="Picture 1"/>
                   <wp:cNvGraphicFramePr>
                     <a:graphicFrameLocks xmlns:a="http://schemas.openxmlformats.org/drawingml/2006/main" noChangeAspect="1"/>
                   </wp:cNvGraphicFramePr>
@@ -1067,11 +896,11 @@
                     <a:graphicData uri="http://schemas.openxmlformats.org/drawingml/2006/picture">
                       <pic:pic xmlns:pic="http://schemas.openxmlformats.org/drawingml/2006/picture">
                         <pic:nvPicPr>
-                          <pic:cNvPr id="2032214849" name=""/>
+                          <pic:cNvPr id="1106627978" name=""/>
                           <pic:cNvPicPr/>
                         </pic:nvPicPr>
                         <pic:blipFill>
-                          <a:blip r:embed="rId7"/>
+                          <a:blip r:embed="rId6"/>
                           <a:stretch>
                             <a:fillRect/>
                           </a:stretch>
@@ -1079,7 +908,7 @@
                         <pic:spPr>
                           <a:xfrm>
                             <a:off x="0" y="0"/>
-                            <a:ext cx="878814" cy="1235231"/>
+                            <a:ext cx="910013" cy="511848"/>
                           </a:xfrm>
                           <a:prstGeom prst="rect">
                             <a:avLst/>
@@ -1102,6 +931,16 @@
               </w:rPr>
             </w:pPr>
           </w:p>
+          <w:p>
+            <w:pPr>
+              <w:pStyle w:val="TableParagraph"/>
+              <w:jc w:val="center"/>
+              <w:rPr>
+                <w:rFonts w:ascii="Times New Roman" w:hAnsi="Times New Roman" w:cs="Times New Roman"/>
+                <w:szCs w:val="24"/>
+              </w:rPr>
+            </w:pPr>
+          </w:p>
         </w:tc>
       </w:tr>
     </w:tbl>
@@ -1480,6 +1319,92 @@
     </w:lvl>
   </w:abstractNum>
   <w:abstractNum w:abstractNumId="4" w15:restartNumberingAfterBreak="0">
+    <w:nsid w:val="14F22DD7"/>
+    <w:multiLevelType w:val="hybridMultilevel"/>
+    <w:tmpl w:val="38CA051C"/>
+    <w:lvl w:ilvl="0" w:tplc="3809000F">
+      <w:start w:val="1"/>
+      <w:numFmt w:val="decimal"/>
+      <w:lvlText w:val="%1."/>
+      <w:lvlJc w:val="left"/>
+      <w:pPr>
+        <w:ind w:left="720" w:hanging="360"/>
+      </w:pPr>
+    </w:lvl>
+    <w:lvl w:ilvl="1" w:tplc="38090019" w:tentative="1">
+      <w:start w:val="1"/>
+      <w:numFmt w:val="lowerLetter"/>
+      <w:lvlText w:val="%2."/>
+      <w:lvlJc w:val="left"/>
+      <w:pPr>
+        <w:ind w:left="1440" w:hanging="360"/>
+      </w:pPr>
+    </w:lvl>
+    <w:lvl w:ilvl="2" w:tplc="3809001B" w:tentative="1">
+      <w:start w:val="1"/>
+      <w:numFmt w:val="lowerRoman"/>
+      <w:lvlText w:val="%3."/>
+      <w:lvlJc w:val="right"/>
+      <w:pPr>
+        <w:ind w:left="2160" w:hanging="180"/>
+      </w:pPr>
+    </w:lvl>
+    <w:lvl w:ilvl="3" w:tplc="3809000F" w:tentative="1">
+      <w:start w:val="1"/>
+      <w:numFmt w:val="decimal"/>
+      <w:lvlText w:val="%4."/>
+      <w:lvlJc w:val="left"/>
+      <w:pPr>
+        <w:ind w:left="2880" w:hanging="360"/>
+      </w:pPr>
+    </w:lvl>
+    <w:lvl w:ilvl="4" w:tplc="38090019" w:tentative="1">
+      <w:start w:val="1"/>
+      <w:numFmt w:val="lowerLetter"/>
+      <w:lvlText w:val="%5."/>
+      <w:lvlJc w:val="left"/>
+      <w:pPr>
+        <w:ind w:left="3600" w:hanging="360"/>
+      </w:pPr>
+    </w:lvl>
+    <w:lvl w:ilvl="5" w:tplc="3809001B" w:tentative="1">
+      <w:start w:val="1"/>
+      <w:numFmt w:val="lowerRoman"/>
+      <w:lvlText w:val="%6."/>
+      <w:lvlJc w:val="right"/>
+      <w:pPr>
+        <w:ind w:left="4320" w:hanging="180"/>
+      </w:pPr>
+    </w:lvl>
+    <w:lvl w:ilvl="6" w:tplc="3809000F" w:tentative="1">
+      <w:start w:val="1"/>
+      <w:numFmt w:val="decimal"/>
+      <w:lvlText w:val="%7."/>
+      <w:lvlJc w:val="left"/>
+      <w:pPr>
+        <w:ind w:left="5040" w:hanging="360"/>
+      </w:pPr>
+    </w:lvl>
+    <w:lvl w:ilvl="7" w:tplc="38090019" w:tentative="1">
+      <w:start w:val="1"/>
+      <w:numFmt w:val="lowerLetter"/>
+      <w:lvlText w:val="%8."/>
+      <w:lvlJc w:val="left"/>
+      <w:pPr>
+        <w:ind w:left="5760" w:hanging="360"/>
+      </w:pPr>
+    </w:lvl>
+    <w:lvl w:ilvl="8" w:tplc="3809001B" w:tentative="1">
+      <w:start w:val="1"/>
+      <w:numFmt w:val="lowerRoman"/>
+      <w:lvlText w:val="%9."/>
+      <w:lvlJc w:val="right"/>
+      <w:pPr>
+        <w:ind w:left="6480" w:hanging="180"/>
+      </w:pPr>
+    </w:lvl>
+  </w:abstractNum>
+  <w:abstractNum w:abstractNumId="5" w15:restartNumberingAfterBreak="0">
     <w:nsid w:val="15F0531F"/>
     <w:multiLevelType w:val="hybridMultilevel"/>
     <w:tmpl w:val="68367F72"/>
@@ -1568,7 +1493,7 @@
       </w:pPr>
     </w:lvl>
   </w:abstractNum>
-  <w:abstractNum w:abstractNumId="5" w15:restartNumberingAfterBreak="0">
+  <w:abstractNum w:abstractNumId="6" w15:restartNumberingAfterBreak="0">
     <w:nsid w:val="1A881689"/>
     <w:multiLevelType w:val="hybridMultilevel"/>
     <w:tmpl w:val="9254100E"/>
@@ -1657,7 +1582,7 @@
       </w:pPr>
     </w:lvl>
   </w:abstractNum>
-  <w:abstractNum w:abstractNumId="6" w15:restartNumberingAfterBreak="0">
+  <w:abstractNum w:abstractNumId="7" w15:restartNumberingAfterBreak="0">
     <w:nsid w:val="214510B9"/>
     <w:multiLevelType w:val="hybridMultilevel"/>
     <w:tmpl w:val="64768D1E"/>
@@ -1746,7 +1671,7 @@
       </w:pPr>
     </w:lvl>
   </w:abstractNum>
-  <w:abstractNum w:abstractNumId="7" w15:restartNumberingAfterBreak="0">
+  <w:abstractNum w:abstractNumId="8" w15:restartNumberingAfterBreak="0">
     <w:nsid w:val="2201393C"/>
     <w:multiLevelType w:val="hybridMultilevel"/>
     <w:tmpl w:val="88D0051A"/>
@@ -1835,7 +1760,93 @@
       </w:pPr>
     </w:lvl>
   </w:abstractNum>
-  <w:abstractNum w:abstractNumId="8" w15:restartNumberingAfterBreak="0">
+  <w:abstractNum w:abstractNumId="9" w15:restartNumberingAfterBreak="0">
+    <w:nsid w:val="221F37E6"/>
+    <w:multiLevelType w:val="hybridMultilevel"/>
+    <w:tmpl w:val="FABA4562"/>
+    <w:lvl w:ilvl="0" w:tplc="FFFFFFFF">
+      <w:start w:val="1"/>
+      <w:numFmt w:val="decimal"/>
+      <w:lvlText w:val="%1."/>
+      <w:lvlJc w:val="left"/>
+      <w:pPr>
+        <w:ind w:left="720" w:hanging="360"/>
+      </w:pPr>
+    </w:lvl>
+    <w:lvl w:ilvl="1" w:tplc="FFFFFFFF" w:tentative="1">
+      <w:start w:val="1"/>
+      <w:numFmt w:val="lowerLetter"/>
+      <w:lvlText w:val="%2."/>
+      <w:lvlJc w:val="left"/>
+      <w:pPr>
+        <w:ind w:left="1440" w:hanging="360"/>
+      </w:pPr>
+    </w:lvl>
+    <w:lvl w:ilvl="2" w:tplc="FFFFFFFF" w:tentative="1">
+      <w:start w:val="1"/>
+      <w:numFmt w:val="lowerRoman"/>
+      <w:lvlText w:val="%3."/>
+      <w:lvlJc w:val="right"/>
+      <w:pPr>
+        <w:ind w:left="2160" w:hanging="180"/>
+      </w:pPr>
+    </w:lvl>
+    <w:lvl w:ilvl="3" w:tplc="FFFFFFFF" w:tentative="1">
+      <w:start w:val="1"/>
+      <w:numFmt w:val="decimal"/>
+      <w:lvlText w:val="%4."/>
+      <w:lvlJc w:val="left"/>
+      <w:pPr>
+        <w:ind w:left="2880" w:hanging="360"/>
+      </w:pPr>
+    </w:lvl>
+    <w:lvl w:ilvl="4" w:tplc="FFFFFFFF" w:tentative="1">
+      <w:start w:val="1"/>
+      <w:numFmt w:val="lowerLetter"/>
+      <w:lvlText w:val="%5."/>
+      <w:lvlJc w:val="left"/>
+      <w:pPr>
+        <w:ind w:left="3600" w:hanging="360"/>
+      </w:pPr>
+    </w:lvl>
+    <w:lvl w:ilvl="5" w:tplc="FFFFFFFF" w:tentative="1">
+      <w:start w:val="1"/>
+      <w:numFmt w:val="lowerRoman"/>
+      <w:lvlText w:val="%6."/>
+      <w:lvlJc w:val="right"/>
+      <w:pPr>
+        <w:ind w:left="4320" w:hanging="180"/>
+      </w:pPr>
+    </w:lvl>
+    <w:lvl w:ilvl="6" w:tplc="FFFFFFFF" w:tentative="1">
+      <w:start w:val="1"/>
+      <w:numFmt w:val="decimal"/>
+      <w:lvlText w:val="%7."/>
+      <w:lvlJc w:val="left"/>
+      <w:pPr>
+        <w:ind w:left="5040" w:hanging="360"/>
+      </w:pPr>
+    </w:lvl>
+    <w:lvl w:ilvl="7" w:tplc="FFFFFFFF" w:tentative="1">
+      <w:start w:val="1"/>
+      <w:numFmt w:val="lowerLetter"/>
+      <w:lvlText w:val="%8."/>
+      <w:lvlJc w:val="left"/>
+      <w:pPr>
+        <w:ind w:left="5760" w:hanging="360"/>
+      </w:pPr>
+    </w:lvl>
+    <w:lvl w:ilvl="8" w:tplc="FFFFFFFF" w:tentative="1">
+      <w:start w:val="1"/>
+      <w:numFmt w:val="lowerRoman"/>
+      <w:lvlText w:val="%9."/>
+      <w:lvlJc w:val="right"/>
+      <w:pPr>
+        <w:ind w:left="6480" w:hanging="180"/>
+      </w:pPr>
+    </w:lvl>
+  </w:abstractNum>
+  <w:abstractNum w:abstractNumId="10" w15:restartNumberingAfterBreak="0">
     <w:nsid w:val="25601F93"/>
     <w:multiLevelType w:val="hybridMultilevel"/>
     <w:tmpl w:val="44501F50"/>
@@ -1921,7 +1932,7 @@
       </w:pPr>
     </w:lvl>
   </w:abstractNum>
-  <w:abstractNum w:abstractNumId="9" w15:restartNumberingAfterBreak="0">
+  <w:abstractNum w:abstractNumId="11" w15:restartNumberingAfterBreak="0">
     <w:nsid w:val="27E36DA2"/>
     <w:multiLevelType w:val="hybridMultilevel"/>
     <w:tmpl w:val="895864A6"/>
@@ -2010,7 +2021,7 @@
       </w:pPr>
     </w:lvl>
   </w:abstractNum>
-  <w:abstractNum w:abstractNumId="10" w15:restartNumberingAfterBreak="0">
+  <w:abstractNum w:abstractNumId="12" w15:restartNumberingAfterBreak="0">
     <w:nsid w:val="288C2BBF"/>
     <w:multiLevelType w:val="hybridMultilevel"/>
     <w:tmpl w:val="3E7803E2"/>
@@ -2099,7 +2110,7 @@
       </w:pPr>
     </w:lvl>
   </w:abstractNum>
-  <w:abstractNum w:abstractNumId="11" w15:restartNumberingAfterBreak="0">
+  <w:abstractNum w:abstractNumId="13" w15:restartNumberingAfterBreak="0">
     <w:nsid w:val="2EC02EDB"/>
     <w:multiLevelType w:val="hybridMultilevel"/>
     <w:tmpl w:val="98BE4B38"/>
@@ -2185,7 +2196,7 @@
       </w:pPr>
     </w:lvl>
   </w:abstractNum>
-  <w:abstractNum w:abstractNumId="12" w15:restartNumberingAfterBreak="0">
+  <w:abstractNum w:abstractNumId="14" w15:restartNumberingAfterBreak="0">
     <w:nsid w:val="2FC30B38"/>
     <w:multiLevelType w:val="hybridMultilevel"/>
     <w:tmpl w:val="A596DEA8"/>
@@ -2274,7 +2285,7 @@
       </w:pPr>
     </w:lvl>
   </w:abstractNum>
-  <w:abstractNum w:abstractNumId="13" w15:restartNumberingAfterBreak="0">
+  <w:abstractNum w:abstractNumId="15" w15:restartNumberingAfterBreak="0">
     <w:nsid w:val="2FDB2507"/>
     <w:multiLevelType w:val="hybridMultilevel"/>
     <w:tmpl w:val="9B860C96"/>
@@ -2363,7 +2374,7 @@
       </w:pPr>
     </w:lvl>
   </w:abstractNum>
-  <w:abstractNum w:abstractNumId="14" w15:restartNumberingAfterBreak="0">
+  <w:abstractNum w:abstractNumId="16" w15:restartNumberingAfterBreak="0">
     <w:nsid w:val="30AF764B"/>
     <w:multiLevelType w:val="hybridMultilevel"/>
     <w:tmpl w:val="AD807F72"/>
@@ -2452,7 +2463,7 @@
       </w:pPr>
     </w:lvl>
   </w:abstractNum>
-  <w:abstractNum w:abstractNumId="15" w15:restartNumberingAfterBreak="0">
+  <w:abstractNum w:abstractNumId="17" w15:restartNumberingAfterBreak="0">
     <w:nsid w:val="36B62247"/>
     <w:multiLevelType w:val="hybridMultilevel"/>
     <w:tmpl w:val="EC98475E"/>
@@ -2542,7 +2553,93 @@
       </w:pPr>
     </w:lvl>
   </w:abstractNum>
-  <w:abstractNum w:abstractNumId="16" w15:restartNumberingAfterBreak="0">
+  <w:abstractNum w:abstractNumId="18" w15:restartNumberingAfterBreak="0">
+    <w:nsid w:val="3BED2CFC"/>
+    <w:multiLevelType w:val="hybridMultilevel"/>
+    <w:tmpl w:val="38CA051C"/>
+    <w:lvl w:ilvl="0" w:tplc="FFFFFFFF">
+      <w:start w:val="1"/>
+      <w:numFmt w:val="decimal"/>
+      <w:lvlText w:val="%1."/>
+      <w:lvlJc w:val="left"/>
+      <w:pPr>
+        <w:ind w:left="720" w:hanging="360"/>
+      </w:pPr>
+    </w:lvl>
+    <w:lvl w:ilvl="1" w:tplc="FFFFFFFF" w:tentative="1">
+      <w:start w:val="1"/>
+      <w:numFmt w:val="lowerLetter"/>
+      <w:lvlText w:val="%2."/>
+      <w:lvlJc w:val="left"/>
+      <w:pPr>
+        <w:ind w:left="1440" w:hanging="360"/>
+      </w:pPr>
+    </w:lvl>
+    <w:lvl w:ilvl="2" w:tplc="FFFFFFFF" w:tentative="1">
+      <w:start w:val="1"/>
+      <w:numFmt w:val="lowerRoman"/>
+      <w:lvlText w:val="%3."/>
+      <w:lvlJc w:val="right"/>
+      <w:pPr>
+        <w:ind w:left="2160" w:hanging="180"/>
+      </w:pPr>
+    </w:lvl>
+    <w:lvl w:ilvl="3" w:tplc="FFFFFFFF" w:tentative="1">
+      <w:start w:val="1"/>
+      <w:numFmt w:val="decimal"/>
+      <w:lvlText w:val="%4."/>
+      <w:lvlJc w:val="left"/>
+      <w:pPr>
+        <w:ind w:left="2880" w:hanging="360"/>
+      </w:pPr>
+    </w:lvl>
+    <w:lvl w:ilvl="4" w:tplc="FFFFFFFF" w:tentative="1">
+      <w:start w:val="1"/>
+      <w:numFmt w:val="lowerLetter"/>
+      <w:lvlText w:val="%5."/>
+      <w:lvlJc w:val="left"/>
+      <w:pPr>
+        <w:ind w:left="3600" w:hanging="360"/>
+      </w:pPr>
+    </w:lvl>
+    <w:lvl w:ilvl="5" w:tplc="FFFFFFFF" w:tentative="1">
+      <w:start w:val="1"/>
+      <w:numFmt w:val="lowerRoman"/>
+      <w:lvlText w:val="%6."/>
+      <w:lvlJc w:val="right"/>
+      <w:pPr>
+        <w:ind w:left="4320" w:hanging="180"/>
+      </w:pPr>
+    </w:lvl>
+    <w:lvl w:ilvl="6" w:tplc="FFFFFFFF" w:tentative="1">
+      <w:start w:val="1"/>
+      <w:numFmt w:val="decimal"/>
+      <w:lvlText w:val="%7."/>
+      <w:lvlJc w:val="left"/>
+      <w:pPr>
+        <w:ind w:left="5040" w:hanging="360"/>
+      </w:pPr>
+    </w:lvl>
+    <w:lvl w:ilvl="7" w:tplc="FFFFFFFF" w:tentative="1">
+      <w:start w:val="1"/>
+      <w:numFmt w:val="lowerLetter"/>
+      <w:lvlText w:val="%8."/>
+      <w:lvlJc w:val="left"/>
+      <w:pPr>
+        <w:ind w:left="5760" w:hanging="360"/>
+      </w:pPr>
+    </w:lvl>
+    <w:lvl w:ilvl="8" w:tplc="FFFFFFFF" w:tentative="1">
+      <w:start w:val="1"/>
+      <w:numFmt w:val="lowerRoman"/>
+      <w:lvlText w:val="%9."/>
+      <w:lvlJc w:val="right"/>
+      <w:pPr>
+        <w:ind w:left="6480" w:hanging="180"/>
+      </w:pPr>
+    </w:lvl>
+  </w:abstractNum>
+  <w:abstractNum w:abstractNumId="19" w15:restartNumberingAfterBreak="0">
     <w:nsid w:val="41F93099"/>
     <w:multiLevelType w:val="hybridMultilevel"/>
     <w:tmpl w:val="156E8FCE"/>
@@ -2631,7 +2728,7 @@
       </w:pPr>
     </w:lvl>
   </w:abstractNum>
-  <w:abstractNum w:abstractNumId="17" w15:restartNumberingAfterBreak="0">
+  <w:abstractNum w:abstractNumId="20" w15:restartNumberingAfterBreak="0">
     <w:nsid w:val="457A14A2"/>
     <w:multiLevelType w:val="hybridMultilevel"/>
     <w:tmpl w:val="01567F6A"/>
@@ -2720,7 +2817,7 @@
       </w:pPr>
     </w:lvl>
   </w:abstractNum>
-  <w:abstractNum w:abstractNumId="18" w15:restartNumberingAfterBreak="0">
+  <w:abstractNum w:abstractNumId="21" w15:restartNumberingAfterBreak="0">
     <w:nsid w:val="49353A6D"/>
     <w:multiLevelType w:val="hybridMultilevel"/>
     <w:tmpl w:val="71122196"/>
@@ -2809,7 +2906,7 @@
       </w:pPr>
     </w:lvl>
   </w:abstractNum>
-  <w:abstractNum w:abstractNumId="19" w15:restartNumberingAfterBreak="0">
+  <w:abstractNum w:abstractNumId="22" w15:restartNumberingAfterBreak="0">
     <w:nsid w:val="49A8731D"/>
     <w:multiLevelType w:val="hybridMultilevel"/>
     <w:tmpl w:val="69CAEB3C"/>
@@ -2898,7 +2995,7 @@
       </w:pPr>
     </w:lvl>
   </w:abstractNum>
-  <w:abstractNum w:abstractNumId="20" w15:restartNumberingAfterBreak="0">
+  <w:abstractNum w:abstractNumId="23" w15:restartNumberingAfterBreak="0">
     <w:nsid w:val="4EDA5651"/>
     <w:multiLevelType w:val="hybridMultilevel"/>
     <w:tmpl w:val="39387764"/>
@@ -2984,7 +3081,7 @@
       </w:pPr>
     </w:lvl>
   </w:abstractNum>
-  <w:abstractNum w:abstractNumId="21" w15:restartNumberingAfterBreak="0">
+  <w:abstractNum w:abstractNumId="24" w15:restartNumberingAfterBreak="0">
     <w:nsid w:val="51847EB8"/>
     <w:multiLevelType w:val="hybridMultilevel"/>
     <w:tmpl w:val="D0AA8C48"/>
@@ -3073,7 +3170,7 @@
       </w:pPr>
     </w:lvl>
   </w:abstractNum>
-  <w:abstractNum w:abstractNumId="22" w15:restartNumberingAfterBreak="0">
+  <w:abstractNum w:abstractNumId="25" w15:restartNumberingAfterBreak="0">
     <w:nsid w:val="55597F26"/>
     <w:multiLevelType w:val="hybridMultilevel"/>
     <w:tmpl w:val="115EA0E6"/>
@@ -3162,7 +3259,7 @@
       </w:pPr>
     </w:lvl>
   </w:abstractNum>
-  <w:abstractNum w:abstractNumId="23" w15:restartNumberingAfterBreak="0">
+  <w:abstractNum w:abstractNumId="26" w15:restartNumberingAfterBreak="0">
     <w:nsid w:val="60543339"/>
     <w:multiLevelType w:val="hybridMultilevel"/>
     <w:tmpl w:val="9566D5BC"/>
@@ -3251,7 +3348,7 @@
       </w:pPr>
     </w:lvl>
   </w:abstractNum>
-  <w:abstractNum w:abstractNumId="24" w15:restartNumberingAfterBreak="0">
+  <w:abstractNum w:abstractNumId="27" w15:restartNumberingAfterBreak="0">
     <w:nsid w:val="61EB495A"/>
     <w:multiLevelType w:val="hybridMultilevel"/>
     <w:tmpl w:val="21507A78"/>
@@ -3340,7 +3437,93 @@
       </w:pPr>
     </w:lvl>
   </w:abstractNum>
-  <w:abstractNum w:abstractNumId="25" w15:restartNumberingAfterBreak="0">
+  <w:abstractNum w:abstractNumId="28" w15:restartNumberingAfterBreak="0">
+    <w:nsid w:val="628A0E74"/>
+    <w:multiLevelType w:val="hybridMultilevel"/>
+    <w:tmpl w:val="FABA4562"/>
+    <w:lvl w:ilvl="0" w:tplc="3809000F">
+      <w:start w:val="1"/>
+      <w:numFmt w:val="decimal"/>
+      <w:lvlText w:val="%1."/>
+      <w:lvlJc w:val="left"/>
+      <w:pPr>
+        <w:ind w:left="720" w:hanging="360"/>
+      </w:pPr>
+    </w:lvl>
+    <w:lvl w:ilvl="1" w:tplc="38090019" w:tentative="1">
+      <w:start w:val="1"/>
+      <w:numFmt w:val="lowerLetter"/>
+      <w:lvlText w:val="%2."/>
+      <w:lvlJc w:val="left"/>
+      <w:pPr>
+        <w:ind w:left="1440" w:hanging="360"/>
+      </w:pPr>
+    </w:lvl>
+    <w:lvl w:ilvl="2" w:tplc="3809001B" w:tentative="1">
+      <w:start w:val="1"/>
+      <w:numFmt w:val="lowerRoman"/>
+      <w:lvlText w:val="%3."/>
+      <w:lvlJc w:val="right"/>
+      <w:pPr>
+        <w:ind w:left="2160" w:hanging="180"/>
+      </w:pPr>
+    </w:lvl>
+    <w:lvl w:ilvl="3" w:tplc="3809000F" w:tentative="1">
+      <w:start w:val="1"/>
+      <w:numFmt w:val="decimal"/>
+      <w:lvlText w:val="%4."/>
+      <w:lvlJc w:val="left"/>
+      <w:pPr>
+        <w:ind w:left="2880" w:hanging="360"/>
+      </w:pPr>
+    </w:lvl>
+    <w:lvl w:ilvl="4" w:tplc="38090019" w:tentative="1">
+      <w:start w:val="1"/>
+      <w:numFmt w:val="lowerLetter"/>
+      <w:lvlText w:val="%5."/>
+      <w:lvlJc w:val="left"/>
+      <w:pPr>
+        <w:ind w:left="3600" w:hanging="360"/>
+      </w:pPr>
+    </w:lvl>
+    <w:lvl w:ilvl="5" w:tplc="3809001B" w:tentative="1">
+      <w:start w:val="1"/>
+      <w:numFmt w:val="lowerRoman"/>
+      <w:lvlText w:val="%6."/>
+      <w:lvlJc w:val="right"/>
+      <w:pPr>
+        <w:ind w:left="4320" w:hanging="180"/>
+      </w:pPr>
+    </w:lvl>
+    <w:lvl w:ilvl="6" w:tplc="3809000F" w:tentative="1">
+      <w:start w:val="1"/>
+      <w:numFmt w:val="decimal"/>
+      <w:lvlText w:val="%7."/>
+      <w:lvlJc w:val="left"/>
+      <w:pPr>
+        <w:ind w:left="5040" w:hanging="360"/>
+      </w:pPr>
+    </w:lvl>
+    <w:lvl w:ilvl="7" w:tplc="38090019" w:tentative="1">
+      <w:start w:val="1"/>
+      <w:numFmt w:val="lowerLetter"/>
+      <w:lvlText w:val="%8."/>
+      <w:lvlJc w:val="left"/>
+      <w:pPr>
+        <w:ind w:left="5760" w:hanging="360"/>
+      </w:pPr>
+    </w:lvl>
+    <w:lvl w:ilvl="8" w:tplc="3809001B" w:tentative="1">
+      <w:start w:val="1"/>
+      <w:numFmt w:val="lowerRoman"/>
+      <w:lvlText w:val="%9."/>
+      <w:lvlJc w:val="right"/>
+      <w:pPr>
+        <w:ind w:left="6480" w:hanging="180"/>
+      </w:pPr>
+    </w:lvl>
+  </w:abstractNum>
+  <w:abstractNum w:abstractNumId="29" w15:restartNumberingAfterBreak="0">
     <w:nsid w:val="632F403E"/>
     <w:multiLevelType w:val="hybridMultilevel"/>
     <w:tmpl w:val="D6A62EF8"/>
@@ -3429,7 +3612,7 @@
       </w:pPr>
     </w:lvl>
   </w:abstractNum>
-  <w:abstractNum w:abstractNumId="26" w15:restartNumberingAfterBreak="0">
+  <w:abstractNum w:abstractNumId="30" w15:restartNumberingAfterBreak="0">
     <w:nsid w:val="653D22DD"/>
     <w:multiLevelType w:val="hybridMultilevel"/>
     <w:tmpl w:val="83FCED52"/>
@@ -3518,7 +3701,7 @@
       </w:pPr>
     </w:lvl>
   </w:abstractNum>
-  <w:abstractNum w:abstractNumId="27" w15:restartNumberingAfterBreak="0">
+  <w:abstractNum w:abstractNumId="31" w15:restartNumberingAfterBreak="0">
     <w:nsid w:val="69617AFC"/>
     <w:multiLevelType w:val="hybridMultilevel"/>
     <w:tmpl w:val="42E26CEA"/>
@@ -3604,7 +3787,7 @@
       </w:pPr>
     </w:lvl>
   </w:abstractNum>
-  <w:abstractNum w:abstractNumId="28" w15:restartNumberingAfterBreak="0">
+  <w:abstractNum w:abstractNumId="32" w15:restartNumberingAfterBreak="0">
     <w:nsid w:val="699C5049"/>
     <w:multiLevelType w:val="hybridMultilevel"/>
     <w:tmpl w:val="701E9430"/>
@@ -3693,7 +3876,7 @@
       </w:pPr>
     </w:lvl>
   </w:abstractNum>
-  <w:abstractNum w:abstractNumId="29" w15:restartNumberingAfterBreak="0">
+  <w:abstractNum w:abstractNumId="33" w15:restartNumberingAfterBreak="0">
     <w:nsid w:val="7B84414D"/>
     <w:multiLevelType w:val="hybridMultilevel"/>
     <w:tmpl w:val="078E3902"/>
@@ -3782,7 +3965,7 @@
       </w:pPr>
     </w:lvl>
   </w:abstractNum>
-  <w:abstractNum w:abstractNumId="30" w15:restartNumberingAfterBreak="0">
+  <w:abstractNum w:abstractNumId="34" w15:restartNumberingAfterBreak="0">
     <w:nsid w:val="7ED8685B"/>
     <w:multiLevelType w:val="hybridMultilevel"/>
     <w:tmpl w:val="67BC2172"/>
@@ -3872,97 +4055,109 @@
     </w:lvl>
   </w:abstractNum>
   <w:num w:numId="1" w16cid:durableId="1085612068">
-    <w:abstractNumId w:val="13"/>
+    <w:abstractNumId w:val="15"/>
   </w:num>
   <w:num w:numId="2" w16cid:durableId="1905143093">
+    <w:abstractNumId w:val="19"/>
+  </w:num>
+  <w:num w:numId="3" w16cid:durableId="80027812">
+    <w:abstractNumId w:val="31"/>
+  </w:num>
+  <w:num w:numId="4" w16cid:durableId="1590308575">
+    <w:abstractNumId w:val="23"/>
+  </w:num>
+  <w:num w:numId="5" w16cid:durableId="1997340937">
     <w:abstractNumId w:val="16"/>
   </w:num>
-  <w:num w:numId="3" w16cid:durableId="80027812">
+  <w:num w:numId="6" w16cid:durableId="1958558414">
+    <w:abstractNumId w:val="30"/>
+  </w:num>
+  <w:num w:numId="7" w16cid:durableId="459345830">
     <w:abstractNumId w:val="27"/>
   </w:num>
-  <w:num w:numId="4" w16cid:durableId="1590308575">
-    <w:abstractNumId w:val="20"/>
-  </w:num>
-  <w:num w:numId="5" w16cid:durableId="1997340937">
-    <w:abstractNumId w:val="14"/>
-  </w:num>
-  <w:num w:numId="6" w16cid:durableId="1958558414">
-    <w:abstractNumId w:val="26"/>
-  </w:num>
-  <w:num w:numId="7" w16cid:durableId="459345830">
-    <w:abstractNumId w:val="24"/>
-  </w:num>
   <w:num w:numId="8" w16cid:durableId="1191723836">
-    <w:abstractNumId w:val="15"/>
+    <w:abstractNumId w:val="17"/>
   </w:num>
   <w:num w:numId="9" w16cid:durableId="2006592277">
     <w:abstractNumId w:val="2"/>
   </w:num>
   <w:num w:numId="10" w16cid:durableId="1375304712">
-    <w:abstractNumId w:val="8"/>
+    <w:abstractNumId w:val="10"/>
   </w:num>
   <w:num w:numId="11" w16cid:durableId="438646962">
-    <w:abstractNumId w:val="23"/>
+    <w:abstractNumId w:val="26"/>
   </w:num>
   <w:num w:numId="12" w16cid:durableId="209080173">
-    <w:abstractNumId w:val="5"/>
+    <w:abstractNumId w:val="6"/>
   </w:num>
   <w:num w:numId="13" w16cid:durableId="1644312296">
-    <w:abstractNumId w:val="11"/>
+    <w:abstractNumId w:val="13"/>
   </w:num>
   <w:num w:numId="14" w16cid:durableId="956378159">
-    <w:abstractNumId w:val="29"/>
+    <w:abstractNumId w:val="33"/>
   </w:num>
   <w:num w:numId="15" w16cid:durableId="120927154">
-    <w:abstractNumId w:val="19"/>
+    <w:abstractNumId w:val="22"/>
   </w:num>
   <w:num w:numId="16" w16cid:durableId="1944334765">
     <w:abstractNumId w:val="3"/>
   </w:num>
   <w:num w:numId="17" w16cid:durableId="399793416">
-    <w:abstractNumId w:val="18"/>
+    <w:abstractNumId w:val="21"/>
   </w:num>
   <w:num w:numId="18" w16cid:durableId="826170263">
-    <w:abstractNumId w:val="17"/>
+    <w:abstractNumId w:val="20"/>
   </w:num>
   <w:num w:numId="19" w16cid:durableId="1161433815">
-    <w:abstractNumId w:val="22"/>
+    <w:abstractNumId w:val="25"/>
   </w:num>
   <w:num w:numId="20" w16cid:durableId="905608232">
-    <w:abstractNumId w:val="25"/>
+    <w:abstractNumId w:val="29"/>
   </w:num>
   <w:num w:numId="21" w16cid:durableId="821699784">
-    <w:abstractNumId w:val="30"/>
+    <w:abstractNumId w:val="34"/>
   </w:num>
   <w:num w:numId="22" w16cid:durableId="1812283089">
-    <w:abstractNumId w:val="10"/>
+    <w:abstractNumId w:val="12"/>
   </w:num>
   <w:num w:numId="23" w16cid:durableId="546260641">
     <w:abstractNumId w:val="1"/>
   </w:num>
   <w:num w:numId="24" w16cid:durableId="338385804">
-    <w:abstractNumId w:val="7"/>
+    <w:abstractNumId w:val="8"/>
   </w:num>
   <w:num w:numId="25" w16cid:durableId="1279220335">
     <w:abstractNumId w:val="0"/>
   </w:num>
   <w:num w:numId="26" w16cid:durableId="846016607">
+    <w:abstractNumId w:val="5"/>
+  </w:num>
+  <w:num w:numId="27" w16cid:durableId="747574397">
+    <w:abstractNumId w:val="7"/>
+  </w:num>
+  <w:num w:numId="28" w16cid:durableId="66345774">
+    <w:abstractNumId w:val="32"/>
+  </w:num>
+  <w:num w:numId="29" w16cid:durableId="996497700">
+    <w:abstractNumId w:val="11"/>
+  </w:num>
+  <w:num w:numId="30" w16cid:durableId="1660766542">
+    <w:abstractNumId w:val="24"/>
+  </w:num>
+  <w:num w:numId="31" w16cid:durableId="1670524605">
+    <w:abstractNumId w:val="14"/>
+  </w:num>
+  <w:num w:numId="32" w16cid:durableId="857157867">
+    <w:abstractNumId w:val="28"/>
+  </w:num>
+  <w:num w:numId="33" w16cid:durableId="128061677">
     <w:abstractNumId w:val="4"/>
   </w:num>
-  <w:num w:numId="27" w16cid:durableId="747574397">
-    <w:abstractNumId w:val="6"/>
-  </w:num>
-  <w:num w:numId="28" w16cid:durableId="66345774">
-    <w:abstractNumId w:val="28"/>
-  </w:num>
-  <w:num w:numId="29" w16cid:durableId="996497700">
+  <w:num w:numId="34" w16cid:durableId="894660156">
     <w:abstractNumId w:val="9"/>
   </w:num>
-  <w:num w:numId="30" w16cid:durableId="1660766542">
-    <w:abstractNumId w:val="21"/>
-  </w:num>
-  <w:num w:numId="31" w16cid:durableId="1670524605">
-    <w:abstractNumId w:val="12"/>
+  <w:num w:numId="35" w16cid:durableId="214435493">
+    <w:abstractNumId w:val="18"/>
   </w:num>
 </w:numbering>
 </file>
@@ -4580,6 +4775,7 @@
   <w:style w:type="character" w:default="1" w:styleId="DefaultParagraphFont">
     <w:name w:val="Default Paragraph Font"/>
     <w:uiPriority w:val="1"/>
+    <w:semiHidden/>
     <w:unhideWhenUsed/>
   </w:style>
   <w:style w:type="table" w:default="1" w:styleId="TableNormal">
